--- a/docs/SIH-26188-Idea-Submission.docx
+++ b/docs/SIH-26188-Idea-Submission.docx
@@ -1062,6 +1062,91 @@
           <w:color w:val="3A2E45"/>
           <w:sz w:val="26"/>
         </w:rPr>
+        <w:t>After the coverage floor</w:t>
+      </w:r>
+    </w:p>
+    <w:p>
+      <w:pPr>
+        <w:spacing w:before="0" w:after="120"/>
+      </w:pPr>
+      <w:r>
+        <w:rPr>
+          <w:rFonts w:ascii="Calibri" w:hAnsi="Calibri"/>
+          <w:b w:val="0"/>
+          <w:i w:val="0"/>
+          <w:color w:val="3A2E45"/>
+          <w:sz w:val="21"/>
+        </w:rPr>
+        <w:t>Figure 3 stops at the coverage check because everything past it is a different kind of work: no more reading, only deciding what the collected signals mean together. This is that half.</w:t>
+      </w:r>
+    </w:p>
+    <w:p>
+      <w:pPr>
+        <w:spacing w:before="120" w:after="40"/>
+        <w:jc w:val="center"/>
+      </w:pPr>
+      <w:r>
+        <w:drawing>
+          <wp:inline xmlns:a="http://schemas.openxmlformats.org/drawingml/2006/main" xmlns:pic="http://schemas.openxmlformats.org/drawingml/2006/picture">
+            <wp:extent cx="5852160" cy="5428920"/>
+            <wp:docPr id="4" name="Picture 4"/>
+            <wp:cNvGraphicFramePr>
+              <a:graphicFrameLocks noChangeAspect="1"/>
+            </wp:cNvGraphicFramePr>
+            <a:graphic>
+              <a:graphicData uri="http://schemas.openxmlformats.org/drawingml/2006/picture">
+                <pic:pic>
+                  <pic:nvPicPr>
+                    <pic:cNvPr id="0" name="fig9_after_coverage.png"/>
+                    <pic:cNvPicPr/>
+                  </pic:nvPicPr>
+                  <pic:blipFill>
+                    <a:blip r:embed="rId12"/>
+                    <a:stretch>
+                      <a:fillRect/>
+                    </a:stretch>
+                  </pic:blipFill>
+                  <pic:spPr>
+                    <a:xfrm>
+                      <a:off x="0" y="0"/>
+                      <a:ext cx="5852160" cy="5428920"/>
+                    </a:xfrm>
+                    <a:prstGeom prst="rect"/>
+                  </pic:spPr>
+                </pic:pic>
+              </a:graphicData>
+            </a:graphic>
+          </wp:inline>
+        </w:drawing>
+      </w:r>
+    </w:p>
+    <w:p>
+      <w:pPr>
+        <w:spacing w:before="0" w:after="200"/>
+        <w:jc w:val="center"/>
+      </w:pPr>
+      <w:r>
+        <w:rPr>
+          <w:rFonts w:ascii="Calibri" w:hAnsi="Calibri"/>
+          <w:b w:val="0"/>
+          <w:i/>
+          <w:color w:val="6E5C7A"/>
+          <w:sz w:val="17"/>
+        </w:rPr>
+        <w:t>Figure 3b — The risk gate, Tier 2, and the four steps of fusion.</w:t>
+      </w:r>
+    </w:p>
+    <w:p>
+      <w:pPr>
+        <w:spacing w:before="240" w:after="80"/>
+      </w:pPr>
+      <w:r>
+        <w:rPr>
+          <w:rFonts w:ascii="Calibri" w:hAnsi="Calibri"/>
+          <w:b/>
+          <w:color w:val="3A2E45"/>
+          <w:sz w:val="26"/>
+        </w:rPr>
         <w:t>The three trust classes</w:t>
       </w:r>
     </w:p>
@@ -1074,7 +1159,7 @@
         <w:drawing>
           <wp:inline xmlns:a="http://schemas.openxmlformats.org/drawingml/2006/main" xmlns:pic="http://schemas.openxmlformats.org/drawingml/2006/picture">
             <wp:extent cx="6309360" cy="2385982"/>
-            <wp:docPr id="4" name="Picture 4"/>
+            <wp:docPr id="5" name="Picture 5"/>
             <wp:cNvGraphicFramePr>
               <a:graphicFrameLocks noChangeAspect="1"/>
             </wp:cNvGraphicFramePr>
@@ -1086,7 +1171,7 @@
                     <pic:cNvPicPr/>
                   </pic:nvPicPr>
                   <pic:blipFill>
-                    <a:blip r:embed="rId12"/>
+                    <a:blip r:embed="rId13"/>
                     <a:stretch>
                       <a:fillRect/>
                     </a:stretch>
@@ -2776,7 +2861,7 @@
         <w:drawing>
           <wp:inline xmlns:a="http://schemas.openxmlformats.org/drawingml/2006/main" xmlns:pic="http://schemas.openxmlformats.org/drawingml/2006/picture">
             <wp:extent cx="6309360" cy="2769443"/>
-            <wp:docPr id="5" name="Picture 5"/>
+            <wp:docPr id="6" name="Picture 6"/>
             <wp:cNvGraphicFramePr>
               <a:graphicFrameLocks noChangeAspect="1"/>
             </wp:cNvGraphicFramePr>
@@ -2788,7 +2873,7 @@
                     <pic:cNvPicPr/>
                   </pic:nvPicPr>
                   <pic:blipFill>
-                    <a:blip r:embed="rId13"/>
+                    <a:blip r:embed="rId14"/>
                     <a:stretch>
                       <a:fillRect/>
                     </a:stretch>
@@ -2846,7 +2931,7 @@
         <w:drawing>
           <wp:inline xmlns:a="http://schemas.openxmlformats.org/drawingml/2006/main" xmlns:pic="http://schemas.openxmlformats.org/drawingml/2006/picture">
             <wp:extent cx="6309360" cy="2989579"/>
-            <wp:docPr id="6" name="Picture 6"/>
+            <wp:docPr id="7" name="Picture 7"/>
             <wp:cNvGraphicFramePr>
               <a:graphicFrameLocks noChangeAspect="1"/>
             </wp:cNvGraphicFramePr>
@@ -2858,7 +2943,7 @@
                     <pic:cNvPicPr/>
                   </pic:nvPicPr>
                   <pic:blipFill>
-                    <a:blip r:embed="rId14"/>
+                    <a:blip r:embed="rId15"/>
                     <a:stretch>
                       <a:fillRect/>
                     </a:stretch>
@@ -3063,7 +3148,7 @@
         <w:drawing>
           <wp:inline xmlns:a="http://schemas.openxmlformats.org/drawingml/2006/main" xmlns:pic="http://schemas.openxmlformats.org/drawingml/2006/picture">
             <wp:extent cx="6035040" cy="3905625"/>
-            <wp:docPr id="7" name="Picture 7"/>
+            <wp:docPr id="8" name="Picture 8"/>
             <wp:cNvGraphicFramePr>
               <a:graphicFrameLocks noChangeAspect="1"/>
             </wp:cNvGraphicFramePr>
@@ -3075,7 +3160,7 @@
                     <pic:cNvPicPr/>
                   </pic:nvPicPr>
                   <pic:blipFill>
-                    <a:blip r:embed="rId15"/>
+                    <a:blip r:embed="rId16"/>
                     <a:stretch>
                       <a:fillRect/>
                     </a:stretch>
@@ -3108,6 +3193,91 @@
           <w:sz w:val="17"/>
         </w:rPr>
         <w:t>Figure 7 — Technical pipeline. Each stage's only output is a list of Signals.</w:t>
+      </w:r>
+    </w:p>
+    <w:p>
+      <w:pPr>
+        <w:spacing w:before="240" w:after="80"/>
+      </w:pPr>
+      <w:r>
+        <w:rPr>
+          <w:rFonts w:ascii="Calibri" w:hAnsi="Calibri"/>
+          <w:b/>
+          <w:color w:val="3A2E45"/>
+          <w:sz w:val="26"/>
+        </w:rPr>
+        <w:t>Which model sees what</w:t>
+      </w:r>
+    </w:p>
+    <w:p>
+      <w:pPr>
+        <w:spacing w:before="0" w:after="120"/>
+      </w:pPr>
+      <w:r>
+        <w:rPr>
+          <w:rFonts w:ascii="Calibri" w:hAnsi="Calibri"/>
+          <w:b w:val="0"/>
+          <w:i w:val="0"/>
+          <w:color w:val="3A2E45"/>
+          <w:sz w:val="21"/>
+        </w:rPr>
+        <w:t>Every model in the screening path, what it is fed, what it hands back, and which signal carries the result. Two of the ten steps use no model at all.</w:t>
+      </w:r>
+    </w:p>
+    <w:p>
+      <w:pPr>
+        <w:spacing w:before="120" w:after="40"/>
+        <w:jc w:val="center"/>
+      </w:pPr>
+      <w:r>
+        <w:drawing>
+          <wp:inline xmlns:a="http://schemas.openxmlformats.org/drawingml/2006/main" xmlns:pic="http://schemas.openxmlformats.org/drawingml/2006/picture">
+            <wp:extent cx="6309360" cy="5116034"/>
+            <wp:docPr id="9" name="Picture 9"/>
+            <wp:cNvGraphicFramePr>
+              <a:graphicFrameLocks noChangeAspect="1"/>
+            </wp:cNvGraphicFramePr>
+            <a:graphic>
+              <a:graphicData uri="http://schemas.openxmlformats.org/drawingml/2006/picture">
+                <pic:pic>
+                  <pic:nvPicPr>
+                    <pic:cNvPr id="0" name="fig10_model_io.png"/>
+                    <pic:cNvPicPr/>
+                  </pic:nvPicPr>
+                  <pic:blipFill>
+                    <a:blip r:embed="rId17"/>
+                    <a:stretch>
+                      <a:fillRect/>
+                    </a:stretch>
+                  </pic:blipFill>
+                  <pic:spPr>
+                    <a:xfrm>
+                      <a:off x="0" y="0"/>
+                      <a:ext cx="6309360" cy="5116034"/>
+                    </a:xfrm>
+                    <a:prstGeom prst="rect"/>
+                  </pic:spPr>
+                </pic:pic>
+              </a:graphicData>
+            </a:graphic>
+          </wp:inline>
+        </w:drawing>
+      </w:r>
+    </w:p>
+    <w:p>
+      <w:pPr>
+        <w:spacing w:before="0" w:after="200"/>
+        <w:jc w:val="center"/>
+      </w:pPr>
+      <w:r>
+        <w:rPr>
+          <w:rFonts w:ascii="Calibri" w:hAnsi="Calibri"/>
+          <w:b w:val="0"/>
+          <w:i/>
+          <w:color w:val="6E5C7A"/>
+          <w:sz w:val="17"/>
+        </w:rPr>
+        <w:t>Figure 7b — Model inputs, outputs, and the signal each result becomes.</w:t>
       </w:r>
     </w:p>
     <w:p>
@@ -5686,7 +5856,7 @@
         <w:drawing>
           <wp:inline xmlns:a="http://schemas.openxmlformats.org/drawingml/2006/main" xmlns:pic="http://schemas.openxmlformats.org/drawingml/2006/picture">
             <wp:extent cx="6309360" cy="3642883"/>
-            <wp:docPr id="8" name="Picture 8"/>
+            <wp:docPr id="10" name="Picture 10"/>
             <wp:cNvGraphicFramePr>
               <a:graphicFrameLocks noChangeAspect="1"/>
             </wp:cNvGraphicFramePr>
@@ -5698,7 +5868,7 @@
                     <pic:cNvPicPr/>
                   </pic:nvPicPr>
                   <pic:blipFill>
-                    <a:blip r:embed="rId16"/>
+                    <a:blip r:embed="rId18"/>
                     <a:stretch>
                       <a:fillRect/>
                     </a:stretch>

--- a/docs/SIH-26188-Idea-Submission.docx
+++ b/docs/SIH-26188-Idea-Submission.docx
@@ -717,6 +717,91 @@
           <w:color w:val="3A2E45"/>
           <w:sz w:val="26"/>
         </w:rPr>
+        <w:t>The whole system in one flow</w:t>
+      </w:r>
+    </w:p>
+    <w:p>
+      <w:pPr>
+        <w:spacing w:before="0" w:after="120"/>
+      </w:pPr>
+      <w:r>
+        <w:rPr>
+          <w:rFonts w:ascii="Calibri" w:hAnsi="Calibri"/>
+          <w:b w:val="0"/>
+          <w:i w:val="0"/>
+          <w:color w:val="3A2E45"/>
+          <w:sz w:val="21"/>
+        </w:rPr>
+        <w:t>If only one diagram from this document is read, it should be this one. It carries the pipeline, the data at each stage, the decision points, the arithmetic and the verdict in a single frame. Everything after it is a magnification of one part.</w:t>
+      </w:r>
+    </w:p>
+    <w:p>
+      <w:pPr>
+        <w:spacing w:before="120" w:after="40"/>
+        <w:jc w:val="center"/>
+      </w:pPr>
+      <w:r>
+        <w:drawing>
+          <wp:inline xmlns:a="http://schemas.openxmlformats.org/drawingml/2006/main" xmlns:pic="http://schemas.openxmlformats.org/drawingml/2006/picture">
+            <wp:extent cx="6492240" cy="4566393"/>
+            <wp:docPr id="2" name="Picture 2"/>
+            <wp:cNvGraphicFramePr>
+              <a:graphicFrameLocks noChangeAspect="1"/>
+            </wp:cNvGraphicFramePr>
+            <a:graphic>
+              <a:graphicData uri="http://schemas.openxmlformats.org/drawingml/2006/picture">
+                <pic:pic>
+                  <pic:nvPicPr>
+                    <pic:cNvPr id="0" name="fig0_master.png"/>
+                    <pic:cNvPicPr/>
+                  </pic:nvPicPr>
+                  <pic:blipFill>
+                    <a:blip r:embed="rId10"/>
+                    <a:stretch>
+                      <a:fillRect/>
+                    </a:stretch>
+                  </pic:blipFill>
+                  <pic:spPr>
+                    <a:xfrm>
+                      <a:off x="0" y="0"/>
+                      <a:ext cx="6492240" cy="4566393"/>
+                    </a:xfrm>
+                    <a:prstGeom prst="rect"/>
+                  </pic:spPr>
+                </pic:pic>
+              </a:graphicData>
+            </a:graphic>
+          </wp:inline>
+        </w:drawing>
+      </w:r>
+    </w:p>
+    <w:p>
+      <w:pPr>
+        <w:spacing w:before="0" w:after="200"/>
+        <w:jc w:val="center"/>
+      </w:pPr>
+      <w:r>
+        <w:rPr>
+          <w:rFonts w:ascii="Calibri" w:hAnsi="Calibri"/>
+          <w:b w:val="0"/>
+          <w:i/>
+          <w:color w:val="6E5C7A"/>
+          <w:sz w:val="17"/>
+        </w:rPr>
+        <w:t>Figure 0 — The whole system in one flow: what is read, what each check emits, and how those become a verdict.</w:t>
+      </w:r>
+    </w:p>
+    <w:p>
+      <w:pPr>
+        <w:spacing w:before="240" w:after="80"/>
+      </w:pPr>
+      <w:r>
+        <w:rPr>
+          <w:rFonts w:ascii="Calibri" w:hAnsi="Calibri"/>
+          <w:b/>
+          <w:color w:val="3A2E45"/>
+          <w:sz w:val="26"/>
+        </w:rPr>
         <w:t>System block diagram</w:t>
       </w:r>
     </w:p>
@@ -744,7 +829,7 @@
         <w:drawing>
           <wp:inline xmlns:a="http://schemas.openxmlformats.org/drawingml/2006/main" xmlns:pic="http://schemas.openxmlformats.org/drawingml/2006/picture">
             <wp:extent cx="6309360" cy="3863018"/>
-            <wp:docPr id="2" name="Picture 2"/>
+            <wp:docPr id="3" name="Picture 3"/>
             <wp:cNvGraphicFramePr>
               <a:graphicFrameLocks noChangeAspect="1"/>
             </wp:cNvGraphicFramePr>
@@ -756,7 +841,7 @@
                     <pic:cNvPicPr/>
                   </pic:nvPicPr>
                   <pic:blipFill>
-                    <a:blip r:embed="rId10"/>
+                    <a:blip r:embed="rId11"/>
                     <a:stretch>
                       <a:fillRect/>
                     </a:stretch>
@@ -1004,7 +1089,7 @@
         <w:drawing>
           <wp:inline xmlns:a="http://schemas.openxmlformats.org/drawingml/2006/main" xmlns:pic="http://schemas.openxmlformats.org/drawingml/2006/picture">
             <wp:extent cx="5029200" cy="5988506"/>
-            <wp:docPr id="3" name="Picture 3"/>
+            <wp:docPr id="4" name="Picture 4"/>
             <wp:cNvGraphicFramePr>
               <a:graphicFrameLocks noChangeAspect="1"/>
             </wp:cNvGraphicFramePr>
@@ -1016,7 +1101,7 @@
                     <pic:cNvPicPr/>
                   </pic:nvPicPr>
                   <pic:blipFill>
-                    <a:blip r:embed="rId11"/>
+                    <a:blip r:embed="rId12"/>
                     <a:stretch>
                       <a:fillRect/>
                     </a:stretch>
@@ -1089,7 +1174,7 @@
         <w:drawing>
           <wp:inline xmlns:a="http://schemas.openxmlformats.org/drawingml/2006/main" xmlns:pic="http://schemas.openxmlformats.org/drawingml/2006/picture">
             <wp:extent cx="5852160" cy="5428920"/>
-            <wp:docPr id="4" name="Picture 4"/>
+            <wp:docPr id="5" name="Picture 5"/>
             <wp:cNvGraphicFramePr>
               <a:graphicFrameLocks noChangeAspect="1"/>
             </wp:cNvGraphicFramePr>
@@ -1101,7 +1186,7 @@
                     <pic:cNvPicPr/>
                   </pic:nvPicPr>
                   <pic:blipFill>
-                    <a:blip r:embed="rId12"/>
+                    <a:blip r:embed="rId13"/>
                     <a:stretch>
                       <a:fillRect/>
                     </a:stretch>
@@ -1159,7 +1244,7 @@
         <w:drawing>
           <wp:inline xmlns:a="http://schemas.openxmlformats.org/drawingml/2006/main" xmlns:pic="http://schemas.openxmlformats.org/drawingml/2006/picture">
             <wp:extent cx="6309360" cy="2385982"/>
-            <wp:docPr id="5" name="Picture 5"/>
+            <wp:docPr id="6" name="Picture 6"/>
             <wp:cNvGraphicFramePr>
               <a:graphicFrameLocks noChangeAspect="1"/>
             </wp:cNvGraphicFramePr>
@@ -1171,7 +1256,7 @@
                     <pic:cNvPicPr/>
                   </pic:nvPicPr>
                   <pic:blipFill>
-                    <a:blip r:embed="rId13"/>
+                    <a:blip r:embed="rId14"/>
                     <a:stretch>
                       <a:fillRect/>
                     </a:stretch>
@@ -2861,7 +2946,7 @@
         <w:drawing>
           <wp:inline xmlns:a="http://schemas.openxmlformats.org/drawingml/2006/main" xmlns:pic="http://schemas.openxmlformats.org/drawingml/2006/picture">
             <wp:extent cx="6309360" cy="2769443"/>
-            <wp:docPr id="6" name="Picture 6"/>
+            <wp:docPr id="7" name="Picture 7"/>
             <wp:cNvGraphicFramePr>
               <a:graphicFrameLocks noChangeAspect="1"/>
             </wp:cNvGraphicFramePr>
@@ -2873,7 +2958,7 @@
                     <pic:cNvPicPr/>
                   </pic:nvPicPr>
                   <pic:blipFill>
-                    <a:blip r:embed="rId14"/>
+                    <a:blip r:embed="rId15"/>
                     <a:stretch>
                       <a:fillRect/>
                     </a:stretch>
@@ -2931,7 +3016,7 @@
         <w:drawing>
           <wp:inline xmlns:a="http://schemas.openxmlformats.org/drawingml/2006/main" xmlns:pic="http://schemas.openxmlformats.org/drawingml/2006/picture">
             <wp:extent cx="6309360" cy="2989579"/>
-            <wp:docPr id="7" name="Picture 7"/>
+            <wp:docPr id="8" name="Picture 8"/>
             <wp:cNvGraphicFramePr>
               <a:graphicFrameLocks noChangeAspect="1"/>
             </wp:cNvGraphicFramePr>
@@ -2943,7 +3028,7 @@
                     <pic:cNvPicPr/>
                   </pic:nvPicPr>
                   <pic:blipFill>
-                    <a:blip r:embed="rId15"/>
+                    <a:blip r:embed="rId16"/>
                     <a:stretch>
                       <a:fillRect/>
                     </a:stretch>
@@ -3148,7 +3233,7 @@
         <w:drawing>
           <wp:inline xmlns:a="http://schemas.openxmlformats.org/drawingml/2006/main" xmlns:pic="http://schemas.openxmlformats.org/drawingml/2006/picture">
             <wp:extent cx="6035040" cy="3905625"/>
-            <wp:docPr id="8" name="Picture 8"/>
+            <wp:docPr id="9" name="Picture 9"/>
             <wp:cNvGraphicFramePr>
               <a:graphicFrameLocks noChangeAspect="1"/>
             </wp:cNvGraphicFramePr>
@@ -3160,7 +3245,7 @@
                     <pic:cNvPicPr/>
                   </pic:nvPicPr>
                   <pic:blipFill>
-                    <a:blip r:embed="rId16"/>
+                    <a:blip r:embed="rId17"/>
                     <a:stretch>
                       <a:fillRect/>
                     </a:stretch>
@@ -3233,7 +3318,7 @@
         <w:drawing>
           <wp:inline xmlns:a="http://schemas.openxmlformats.org/drawingml/2006/main" xmlns:pic="http://schemas.openxmlformats.org/drawingml/2006/picture">
             <wp:extent cx="6309360" cy="5116034"/>
-            <wp:docPr id="9" name="Picture 9"/>
+            <wp:docPr id="10" name="Picture 10"/>
             <wp:cNvGraphicFramePr>
               <a:graphicFrameLocks noChangeAspect="1"/>
             </wp:cNvGraphicFramePr>
@@ -3245,7 +3330,7 @@
                     <pic:cNvPicPr/>
                   </pic:nvPicPr>
                   <pic:blipFill>
-                    <a:blip r:embed="rId17"/>
+                    <a:blip r:embed="rId18"/>
                     <a:stretch>
                       <a:fillRect/>
                     </a:stretch>
@@ -5856,7 +5941,7 @@
         <w:drawing>
           <wp:inline xmlns:a="http://schemas.openxmlformats.org/drawingml/2006/main" xmlns:pic="http://schemas.openxmlformats.org/drawingml/2006/picture">
             <wp:extent cx="6309360" cy="3642883"/>
-            <wp:docPr id="10" name="Picture 10"/>
+            <wp:docPr id="11" name="Picture 11"/>
             <wp:cNvGraphicFramePr>
               <a:graphicFrameLocks noChangeAspect="1"/>
             </wp:cNvGraphicFramePr>
@@ -5868,7 +5953,7 @@
                     <pic:cNvPicPr/>
                   </pic:nvPicPr>
                   <pic:blipFill>
-                    <a:blip r:embed="rId18"/>
+                    <a:blip r:embed="rId19"/>
                     <a:stretch>
                       <a:fillRect/>
                     </a:stretch>
